--- a/examples/tutorial/doc/05-mlp-normalization-comparison.docx
+++ b/examples/tutorial/doc/05-mlp-normalization-comparison.docx
@@ -2163,7 +2163,7 @@
               <a:graphicData uri="http://schemas.openxmlformats.org/drawingml/2006/picture">
                 <pic:pic>
                   <pic:nvPicPr>
-                    <pic:cNvPr descr="/home/gpca/tspredit/examples/tutorial/doc/05-mlp-normalization-comparison_files/de75a9f211a4dbc9381f19f7d568eb261afe2484.png" id="11" name="Picture"/>
+                    <pic:cNvPr descr="C:\Git\cefet-rj-dal\tspredit\examples\tutorial\doc\05-mlp-normalization-comparison_files/bfa08982768c041d75e428a02f18abe885b10889.png" id="11" name="Picture"/>
                     <pic:cNvPicPr>
                       <a:picLocks noChangeArrowheads="1" noChangeAspect="1"/>
                     </pic:cNvPicPr>

--- a/examples/tutorial/doc/05-mlp-normalization-comparison.docx
+++ b/examples/tutorial/doc/05-mlp-normalization-comparison.docx
@@ -2163,7 +2163,7 @@
               <a:graphicData uri="http://schemas.openxmlformats.org/drawingml/2006/picture">
                 <pic:pic>
                   <pic:nvPicPr>
-                    <pic:cNvPr descr="C:\Git\cefet-rj-dal\tspredit\examples\tutorial\doc\05-mlp-normalization-comparison_files/bfa08982768c041d75e428a02f18abe885b10889.png" id="11" name="Picture"/>
+                    <pic:cNvPr descr="C:\Git\dal\tspredit\examples\tutorial\doc\05-mlp-normalization-comparison_files/bfa08982768c041d75e428a02f18abe885b10889.png" id="11" name="Picture"/>
                     <pic:cNvPicPr>
                       <a:picLocks noChangeArrowheads="1" noChangeAspect="1"/>
                     </pic:cNvPicPr>

--- a/examples/tutorial/doc/05-mlp-normalization-comparison.docx
+++ b/examples/tutorial/doc/05-mlp-normalization-comparison.docx
@@ -1446,7 +1446,7 @@
         <w:rPr>
           <w:rStyle w:val="VerbatimChar"/>
         </w:rPr>
-        <w:t xml:space="preserve">##            mse       smape        R2</w:t>
+        <w:t xml:space="preserve">##            mse      smape        R2</w:t>
       </w:r>
       <w:r>
         <w:br/>
@@ -1455,7 +1455,7 @@
         <w:rPr>
           <w:rStyle w:val="VerbatimChar"/>
         </w:rPr>
-        <w:t xml:space="preserve">## 1 7.138197e-06 0.006005058 0.9999383</w:t>
+        <w:t xml:space="preserve">## 1 8.343199e-05 0.04486295 0.9992794</w:t>
       </w:r>
     </w:p>
     <w:p>
@@ -1623,7 +1623,7 @@
         <w:rPr>
           <w:rStyle w:val="VerbatimChar"/>
         </w:rPr>
-        <w:t xml:space="preserve">##                    model          mse       smape        R2</w:t>
+        <w:t xml:space="preserve">##                    model          mse      smape        R2</w:t>
       </w:r>
       <w:r>
         <w:br/>
@@ -1632,7 +1632,7 @@
         <w:rPr>
           <w:rStyle w:val="VerbatimChar"/>
         </w:rPr>
-        <w:t xml:space="preserve">## 1         global min-max 1.001462e-04 0.060588308 0.9991350</w:t>
+        <w:t xml:space="preserve">## 1         global min-max 1.001462e-04 0.06058831 0.9991350</w:t>
       </w:r>
       <w:r>
         <w:br/>
@@ -1641,7 +1641,7 @@
         <w:rPr>
           <w:rStyle w:val="VerbatimChar"/>
         </w:rPr>
-        <w:t xml:space="preserve">## 2 adaptive normalization 7.138197e-06 0.006005058 0.9999383</w:t>
+        <w:t xml:space="preserve">## 2 adaptive normalization 8.343199e-05 0.04486295 0.9992794</w:t>
       </w:r>
     </w:p>
     <w:p>
@@ -1851,7 +1851,7 @@
         <w:rPr>
           <w:rStyle w:val="VerbatimChar"/>
         </w:rPr>
-        <w:t xml:space="preserve">##   step    observed pred_gminmax    pred_an</w:t>
+        <w:t xml:space="preserve">##   step    observed pred_gminmax     pred_an</w:t>
       </w:r>
       <w:r>
         <w:br/>
@@ -1860,7 +1860,7 @@
         <w:rPr>
           <w:rStyle w:val="VerbatimChar"/>
         </w:rPr>
-        <w:t xml:space="preserve">## 1    1  0.41211849   0.41787725  0.4154049</w:t>
+        <w:t xml:space="preserve">## 1    1  0.41211849   0.41787725  0.41558516</w:t>
       </w:r>
       <w:r>
         <w:br/>
@@ -1869,7 +1869,7 @@
         <w:rPr>
           <w:rStyle w:val="VerbatimChar"/>
         </w:rPr>
-        <w:t xml:space="preserve">## 2    2  0.17388949   0.18362848  0.1745594</w:t>
+        <w:t xml:space="preserve">## 2    2  0.17388949   0.18362848  0.17989428</w:t>
       </w:r>
       <w:r>
         <w:br/>
@@ -1878,7 +1878,7 @@
         <w:rPr>
           <w:rStyle w:val="VerbatimChar"/>
         </w:rPr>
-        <w:t xml:space="preserve">## 3    3 -0.07515112  -0.06273766 -0.0748118</w:t>
+        <w:t xml:space="preserve">## 3    3 -0.07515112  -0.06273766 -0.06651154</w:t>
       </w:r>
       <w:r>
         <w:br/>
@@ -1887,7 +1887,7 @@
         <w:rPr>
           <w:rStyle w:val="VerbatimChar"/>
         </w:rPr>
-        <w:t xml:space="preserve">## 4    4 -0.31951919  -0.30699150 -0.3178584</w:t>
+        <w:t xml:space="preserve">## 4    4 -0.31951919  -0.30699150 -0.30822295</w:t>
       </w:r>
       <w:r>
         <w:br/>
@@ -1896,7 +1896,7 @@
         <w:rPr>
           <w:rStyle w:val="VerbatimChar"/>
         </w:rPr>
-        <w:t xml:space="preserve">## 5    5 -0.54402111  -0.53616730 -0.5486652</w:t>
+        <w:t xml:space="preserve">## 5    5 -0.54402111  -0.53616730 -0.53110457</w:t>
       </w:r>
     </w:p>
     <w:p>
@@ -2163,7 +2163,7 @@
               <a:graphicData uri="http://schemas.openxmlformats.org/drawingml/2006/picture">
                 <pic:pic>
                   <pic:nvPicPr>
-                    <pic:cNvPr descr="C:\Git\dal\tspredit\examples\tutorial\doc\05-mlp-normalization-comparison_files/bfa08982768c041d75e428a02f18abe885b10889.png" id="11" name="Picture"/>
+                    <pic:cNvPr descr="/home/gpca/tspredit/examples/tutorial/doc/05-mlp-normalization-comparison_files/02a97ab958bdaa02674936cc584e1c55b9eb329a.png" id="11" name="Picture"/>
                     <pic:cNvPicPr>
                       <a:picLocks noChangeArrowheads="1" noChangeAspect="1"/>
                     </pic:cNvPicPr>
